--- a/public/xposilearn/notes/year-3/Jeremiah Kerosi Abunga June- 2025-06-01.docx
+++ b/public/xposilearn/notes/year-3/Jeremiah Kerosi Abunga June- 2025-06-01.docx
@@ -188,13 +188,19 @@
         <w:rPr>
           <w:spacing w:val="-2"/>
         </w:rPr>
-        <w:t>11</w:t>
+        <w:t>05</w:t>
       </w:r>
       <w:r>
         <w:rPr>
           <w:spacing w:val="-2"/>
         </w:rPr>
-        <w:t>/2025</w:t>
+        <w:t>/202</w:t>
+      </w:r>
+      <w:r>
+        <w:rPr>
+          <w:spacing w:val="-2"/>
+        </w:rPr>
+        <w:t>6</w:t>
       </w:r>
       <w:r>
         <w:tab/>
@@ -209,13 +215,19 @@
         <w:rPr>
           <w:spacing w:val="-2"/>
         </w:rPr>
-        <w:t>11</w:t>
+        <w:t>05</w:t>
       </w:r>
       <w:r>
         <w:rPr>
           <w:spacing w:val="-2"/>
         </w:rPr>
-        <w:t>/2025</w:t>
+        <w:t>/202</w:t>
+      </w:r>
+      <w:r>
+        <w:rPr>
+          <w:spacing w:val="-2"/>
+        </w:rPr>
+        <w:t>6</w:t>
       </w:r>
     </w:p>
     <w:p>
@@ -349,15 +361,7 @@
         <w:ind w:left="85" w:right="369"/>
       </w:pPr>
       <w:r>
-        <w:t xml:space="preserve">MB </w:t>
-      </w:r>
-      <w:proofErr w:type="spellStart"/>
-      <w:r>
-        <w:t>Ideali</w:t>
-      </w:r>
-      <w:proofErr w:type="spellEnd"/>
-      <w:r>
-        <w:t xml:space="preserve"> data Company</w:t>
+        <w:t>MB Ideali data Company</w:t>
       </w:r>
       <w:r>
         <w:rPr>
@@ -381,29 +385,8 @@
         <w:spacing w:line="244" w:lineRule="auto"/>
         <w:ind w:left="85" w:right="38"/>
       </w:pPr>
-      <w:proofErr w:type="spellStart"/>
-      <w:r>
-        <w:t>Architektų</w:t>
-      </w:r>
-      <w:proofErr w:type="spellEnd"/>
-      <w:r>
-        <w:t xml:space="preserve"> g. 9 </w:t>
-      </w:r>
-      <w:proofErr w:type="spellStart"/>
-      <w:r>
-        <w:t>Lazdijų</w:t>
-      </w:r>
-      <w:proofErr w:type="spellEnd"/>
-      <w:r>
-        <w:t xml:space="preserve"> k., </w:t>
-      </w:r>
-      <w:proofErr w:type="spellStart"/>
-      <w:r>
-        <w:t>Lazdijai</w:t>
-      </w:r>
-      <w:proofErr w:type="spellEnd"/>
-      <w:r>
-        <w:t xml:space="preserve"> LT-67174,</w:t>
+      <w:r>
+        <w:t>Architektų g. 9 Lazdijų k., Lazdijai LT-67174,</w:t>
       </w:r>
       <w:r>
         <w:rPr>
@@ -741,7 +724,7 @@
           </mc:Choice>
           <mc:Fallback>
             <w:pict>
-              <v:group w14:anchorId="3A77CB7F" id="Group 1" o:spid="_x0000_s1026" style="position:absolute;margin-left:0;margin-top:278.6pt;width:595.25pt;height:581.1pt;z-index:-251658240;mso-wrap-distance-left:0;mso-wrap-distance-right:0;mso-position-horizontal-relative:page;mso-position-vertical-relative:page" coordsize="75603,73804" o:gfxdata="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">
+              <v:group w14:anchorId="255CE3EB" id="Group 1" o:spid="_x0000_s1026" style="position:absolute;margin-left:0;margin-top:278.6pt;width:595.25pt;height:581.1pt;z-index:-251658240;mso-wrap-distance-left:0;mso-wrap-distance-right:0;mso-position-horizontal-relative:page;mso-position-vertical-relative:page" coordsize="75603,73804" o:gfxdata="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">
                 <v:shape id="Graphic 2" o:spid="_x0000_s1027" style="position:absolute;width:75603;height:35191;visibility:visible;mso-wrap-style:square;v-text-anchor:top" coordsize="7560309,3519170" o:gfxdata="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" path="m,3519000r7560000,l7560000,,,,,3519000xe" fillcolor="#eff2f4" stroked="f">
                   <v:path arrowok="t"/>
                 </v:shape>
@@ -974,7 +957,7 @@
               <w:rPr>
                 <w:sz w:val="20"/>
               </w:rPr>
-              <w:t>June</w:t>
+              <w:t>April</w:t>
             </w:r>
             <w:r>
               <w:rPr>
@@ -988,7 +971,14 @@
                 <w:spacing w:val="-4"/>
                 <w:sz w:val="20"/>
               </w:rPr>
-              <w:t>2025</w:t>
+              <w:t>202</w:t>
+            </w:r>
+            <w:r>
+              <w:rPr>
+                <w:spacing w:val="-4"/>
+                <w:sz w:val="20"/>
+              </w:rPr>
+              <w:t>6</w:t>
             </w:r>
           </w:p>
         </w:tc>
@@ -1011,7 +1001,7 @@
                 <w:spacing w:val="-5"/>
                 <w:sz w:val="20"/>
               </w:rPr>
-              <w:t>200</w:t>
+              <w:t>300</w:t>
             </w:r>
           </w:p>
         </w:tc>
@@ -1057,7 +1047,14 @@
                 <w:spacing w:val="-5"/>
                 <w:sz w:val="20"/>
               </w:rPr>
-              <w:t>200</w:t>
+              <w:t>30</w:t>
+            </w:r>
+            <w:r>
+              <w:rPr>
+                <w:spacing w:val="-5"/>
+                <w:sz w:val="20"/>
+              </w:rPr>
+              <w:t>0</w:t>
             </w:r>
           </w:p>
         </w:tc>
@@ -1315,13 +1312,7 @@
         <w:rPr>
           <w:spacing w:val="-5"/>
         </w:rPr>
-        <w:t>2</w:t>
-      </w:r>
-      <w:r>
-        <w:rPr>
-          <w:spacing w:val="-5"/>
-        </w:rPr>
-        <w:t>40</w:t>
+        <w:t>300</w:t>
       </w:r>
     </w:p>
     <w:p>
@@ -1489,7 +1480,7 @@
           <w:spacing w:val="-5"/>
           <w:sz w:val="24"/>
         </w:rPr>
-        <w:t xml:space="preserve"> 2</w:t>
+        <w:t xml:space="preserve"> </w:t>
       </w:r>
       <w:r>
         <w:rPr>
@@ -1498,7 +1489,7 @@
           <w:spacing w:val="-5"/>
           <w:sz w:val="24"/>
         </w:rPr>
-        <w:t>00</w:t>
+        <w:t>300</w:t>
       </w:r>
     </w:p>
     <w:p>
